--- a/Fase 2/Evidencias Proyeto/Evidencias de documentación/Daily meeting/Daily Meating 13_10_2026.docx
+++ b/Fase 2/Evidencias Proyeto/Evidencias de documentación/Daily meeting/Daily Meating 13_10_2026.docx
@@ -178,7 +178,7 @@
         <w:rPr>
           <w:rtl w:val="0"/>
         </w:rPr>
-        <w:t xml:space="preserve">Cristobal Oyarzun: Modulo de registro para servicios y viajes</w:t>
+        <w:t xml:space="preserve">Cristobal Oyarzun: Módulo de registro para servicios y viajes</w:t>
       </w:r>
     </w:p>
     <w:p>
